--- a/Files/06 - Yom Tov/10 - Yom Kippur/5785/Yom Kippur 5785.docx
+++ b/Files/06 - Yom Tov/10 - Yom Kippur/5785/Yom Kippur 5785.docx
@@ -2637,7 +2637,19 @@
         <w:rPr>
           <w:rFonts w:ascii="Times New Roman" w:hAnsi="Times New Roman" w:cs="Times New Roman"/>
         </w:rPr>
-        <w:t xml:space="preserve">e gives a interesting answer. What are the last three letters of the first three words in the </w:t>
+        <w:t>e gives a</w:t>
+      </w:r>
+      <w:r>
+        <w:rPr>
+          <w:rFonts w:ascii="Times New Roman" w:hAnsi="Times New Roman" w:cs="Times New Roman"/>
+        </w:rPr>
+        <w:t>n</w:t>
+      </w:r>
+      <w:r>
+        <w:rPr>
+          <w:rFonts w:ascii="Times New Roman" w:hAnsi="Times New Roman" w:cs="Times New Roman"/>
+        </w:rPr>
+        <w:t xml:space="preserve"> interesting answer. What are the last three letters of the first three words in the </w:t>
       </w:r>
       <w:r>
         <w:rPr>

--- a/Files/06 - Yom Tov/10 - Yom Kippur/5785/Yom Kippur 5785.docx
+++ b/Files/06 - Yom Tov/10 - Yom Kippur/5785/Yom Kippur 5785.docx
@@ -449,7 +449,7 @@
         <w:rPr>
           <w:rFonts w:ascii="Times New Roman" w:hAnsi="Times New Roman" w:cs="Times New Roman"/>
         </w:rPr>
-        <w:t xml:space="preserve"> say in Yiddish, a person used to deal honestly in his business. He would do his business honestly, he did everything properly, and he never let out a lie from his mouth. That was in the in the old days. He would go into </w:t>
+        <w:t xml:space="preserve"> say in Yiddish, a person used to deal honestly in his business. He would do his business honestly, he did everything properly, and he never let out a lie from his mouth. That was in the old days. He would go into </w:t>
       </w:r>
       <w:r>
         <w:rPr>
@@ -575,7 +575,7 @@
         <w:rPr>
           <w:rFonts w:ascii="Times New Roman" w:hAnsi="Times New Roman" w:cs="Times New Roman"/>
         </w:rPr>
-        <w:t xml:space="preserve">, they were honest people. So it turns out that the in the </w:t>
+        <w:t xml:space="preserve">, they were honest people. So it turns out that in the </w:t>
       </w:r>
       <w:r>
         <w:rPr>
@@ -1974,7 +1974,19 @@
         <w:rPr>
           <w:rFonts w:ascii="Times New Roman" w:hAnsi="Times New Roman" w:cs="Times New Roman"/>
         </w:rPr>
-        <w:t>The book of life and the book of death is open in front of the king who</w:t>
+        <w:t>The book</w:t>
+      </w:r>
+      <w:r>
+        <w:rPr>
+          <w:rFonts w:ascii="Times New Roman" w:hAnsi="Times New Roman" w:cs="Times New Roman"/>
+        </w:rPr>
+        <w:t xml:space="preserve"> of life and the book of death are</w:t>
+      </w:r>
+      <w:r>
+        <w:rPr>
+          <w:rFonts w:ascii="Times New Roman" w:hAnsi="Times New Roman" w:cs="Times New Roman"/>
+        </w:rPr>
+        <w:t xml:space="preserve"> open in front of the king who</w:t>
       </w:r>
       <w:r>
         <w:rPr>
